--- a/projects/TRD-EHR/paper1-trd-prediction/parts/manuscript/10-data-availability.docx
+++ b/projects/TRD-EHR/paper1-trd-prediction/parts/manuscript/10-data-availability.docx
@@ -2,7 +2,7 @@
 <file path=word/document.xml><?xml version="1.0" encoding="utf-8"?>
 <w:document xmlns:w="http://schemas.openxmlformats.org/wordprocessingml/2006/main" xmlns:m="http://schemas.openxmlformats.org/officeDocument/2006/math" xmlns:r="http://schemas.openxmlformats.org/officeDocument/2006/relationships" xmlns:o="urn:schemas-microsoft-com:office:office" xmlns:v="urn:schemas-microsoft-com:vml" xmlns:w10="urn:schemas-microsoft-com:office:word" xmlns:a="http://schemas.openxmlformats.org/drawingml/2006/main" xmlns:pic="http://schemas.openxmlformats.org/drawingml/2006/picture" xmlns:wp="http://schemas.openxmlformats.org/drawingml/2006/wordprocessingDrawing">
   <w:body>
-    <w:bookmarkStart w:id="9" w:name="_ea5c66868f283220c19382d0fdd5a852ec570ca"/>
+    <w:bookmarkStart w:id="20" w:name="data-availability"/>
     <w:p>
       <w:pPr>
         <w:pStyle w:val="Heading1"/>
@@ -19,7 +19,7 @@
         <w:t xml:space="preserve">The EHR data cannot be shared publicly. Analysis code is available at https://github.com/Pirate-Hunter-Zoro/Atlas/tree/main/projects/TRD-EHR. Fitted model objects are not distributed because they are derived from nonshareable patient data.</w:t>
       </w:r>
     </w:p>
-    <w:bookmarkEnd w:id="9"/>
+    <w:bookmarkEnd w:id="20"/>
     <w:sectPr>
       <w:pgSz w:h="15840" w:w="12240"/>
       <w:pgMar w:bottom="1440" w:footer="708" w:gutter="0" w:header="708" w:left="1800" w:right="1800" w:top="1440"/>
